--- a/2026INJ_NTxx_0514r12_所長コメント反映中2.docx
+++ b/2026INJ_NTxx_0514r12_所長コメント反映中2.docx
@@ -675,7 +675,43 @@
           <w:sz w:val="17"/>
           <w:szCs w:val="17"/>
         </w:rPr>
-        <w:t>時の破断口径推定誤差および破断箇所の違いが炉心過熱時間に与える影響を評価した．</w:t>
+        <w:t>時の破断口径推定誤差および破断箇所の違いが炉心過熱時間</w:t>
+      </w:r>
+      <w:r>
+        <w:rPr>
+          <w:rFonts w:eastAsiaTheme="majorEastAsia" w:hint="eastAsia"/>
+          <w:color w:val="231916"/>
+          <w:sz w:val="17"/>
+          <w:szCs w:val="17"/>
+        </w:rPr>
+        <w:t>(</w:t>
+      </w:r>
+      <w:r>
+        <w:rPr>
+          <w:rFonts w:eastAsiaTheme="majorEastAsia" w:hint="eastAsia"/>
+          <w:color w:val="231916"/>
+          <w:sz w:val="17"/>
+          <w:szCs w:val="17"/>
+        </w:rPr>
+        <w:t>炉心温度が上昇するまでの時間</w:t>
+      </w:r>
+      <w:r>
+        <w:rPr>
+          <w:rFonts w:eastAsiaTheme="majorEastAsia" w:hint="eastAsia"/>
+          <w:color w:val="231916"/>
+          <w:sz w:val="17"/>
+          <w:szCs w:val="17"/>
+        </w:rPr>
+        <w:t>)</w:t>
+      </w:r>
+      <w:r>
+        <w:rPr>
+          <w:rFonts w:eastAsiaTheme="majorEastAsia" w:hint="eastAsia"/>
+          <w:color w:val="231916"/>
+          <w:sz w:val="17"/>
+          <w:szCs w:val="17"/>
+        </w:rPr>
+        <w:t>に与える影響を評価した．</w:t>
       </w:r>
       <w:r>
         <w:rPr>
@@ -2667,7 +2703,23 @@
           <w:kern w:val="0"/>
           <w:szCs w:val="19"/>
         </w:rPr>
-        <w:t>推定された破断口径は事象進展予測における初期条件として用いられるため，その推定誤差が将来予測，特に炉心過熱に至るまでの時間に及ぼす影響を把握しておくことが重要である．</w:t>
+        <w:t>推定された破断口径は事象進展予測における初期条件として用いられるため，その推定誤差が将来予測，特に炉心</w:t>
+      </w:r>
+      <w:r>
+        <w:rPr>
+          <w:rFonts w:ascii="ＭＳ 明朝" w:hAnsi="ＭＳ 明朝" w:hint="eastAsia"/>
+          <w:kern w:val="0"/>
+          <w:szCs w:val="19"/>
+        </w:rPr>
+        <w:t>の温度が上昇し始め</w:t>
+      </w:r>
+      <w:r>
+        <w:rPr>
+          <w:rFonts w:hint="eastAsia"/>
+          <w:kern w:val="0"/>
+          <w:szCs w:val="19"/>
+        </w:rPr>
+        <w:t>るまでの時間に及ぼす影響を把握しておくことが重要である．</w:t>
       </w:r>
     </w:p>
     <w:p>
@@ -2767,7 +2819,55 @@
           <w:kern w:val="0"/>
           <w:szCs w:val="19"/>
         </w:rPr>
-        <w:t>が炉心過熱時間に与える感度を整理するとともに，同一破断口径を仮定した場合の破断箇所の違いが将来予測に及ぼす影響を定量的に評価することである．</w:t>
+        <w:t>が炉心過熱時間</w:t>
+      </w:r>
+      <w:r>
+        <w:rPr>
+          <w:rFonts w:hint="eastAsia"/>
+          <w:kern w:val="0"/>
+          <w:szCs w:val="19"/>
+        </w:rPr>
+        <w:t>(</w:t>
+      </w:r>
+      <w:r>
+        <w:rPr>
+          <w:rFonts w:hint="eastAsia"/>
+          <w:kern w:val="0"/>
+          <w:szCs w:val="19"/>
+        </w:rPr>
+        <w:t>炉心温度が上昇するまでの時間．</w:t>
+      </w:r>
+      <w:r>
+        <w:rPr>
+          <w:rFonts w:hint="eastAsia"/>
+          <w:kern w:val="0"/>
+          <w:szCs w:val="19"/>
+        </w:rPr>
+        <w:t>2.1</w:t>
+      </w:r>
+      <w:r>
+        <w:rPr>
+          <w:rFonts w:hint="eastAsia"/>
+          <w:kern w:val="0"/>
+          <w:szCs w:val="19"/>
+        </w:rPr>
+        <w:t>節で定義</w:t>
+      </w:r>
+      <w:r>
+        <w:rPr>
+          <w:rFonts w:hint="eastAsia"/>
+          <w:kern w:val="0"/>
+          <w:szCs w:val="19"/>
+        </w:rPr>
+        <w:t>)</w:t>
+      </w:r>
+      <w:r>
+        <w:rPr>
+          <w:rFonts w:hint="eastAsia"/>
+          <w:kern w:val="0"/>
+          <w:szCs w:val="19"/>
+        </w:rPr>
+        <w:t>に与える感度を整理するとともに，同一破断口径を仮定した場合の破断箇所の違いが将来予測に及ぼす影響を定量的に評価することである．</w:t>
       </w:r>
     </w:p>
     <w:p>
@@ -3054,15 +3154,31 @@
           <w:kern w:val="0"/>
           <w:szCs w:val="19"/>
         </w:rPr>
-        <w:t>発生時刻から炉心の温度が上昇し始める</w:t>
-      </w:r>
-      <w:r>
-        <w:rPr>
-          <w:rFonts w:hint="eastAsia"/>
-          <w:kern w:val="0"/>
-          <w:szCs w:val="19"/>
-        </w:rPr>
-        <w:t>までの経過時間として定義した．</w:t>
+        <w:t>発生時刻から炉心が過熱状態に至ったと</w:t>
+      </w:r>
+      <w:r>
+        <w:rPr>
+          <w:rFonts w:hint="eastAsia"/>
+          <w:kern w:val="0"/>
+          <w:szCs w:val="19"/>
+        </w:rPr>
+        <w:t>MAAP4</w:t>
+      </w:r>
+      <w:r>
+        <w:rPr>
+          <w:rFonts w:hint="eastAsia"/>
+          <w:kern w:val="0"/>
+          <w:szCs w:val="19"/>
+        </w:rPr>
+        <w:t>が判定するまでの経過時間として定義した．これは炉心温度に基づく判定であり，炉心損傷そのものを意味するものではないが，炉心が損傷に向かう傾向を把握するための補助的な指標として用いる</w:t>
+      </w:r>
+      <w:r>
+        <w:rPr>
+          <w:rFonts w:hint="eastAsia"/>
+          <w:kern w:val="0"/>
+          <w:szCs w:val="19"/>
+        </w:rPr>
+        <w:t>．</w:t>
       </w:r>
     </w:p>
     <w:p>
@@ -3563,7 +3679,14 @@
         <w:rPr>
           <w:rFonts w:hint="eastAsia"/>
         </w:rPr>
-        <w:t>また，推定開始時刻から</w:t>
+        <w:t>また，推定開始時刻</w:t>
+      </w:r>
+      <w:r>
+        <w:rPr>
+          <w:rFonts w:hint="eastAsia"/>
+        </w:rPr>
+        <w:lastRenderedPageBreak/>
+        <w:t>から</w:t>
       </w:r>
       <w:proofErr w:type="spellStart"/>
       <w:r>
@@ -3640,6 +3763,7 @@
       <w:r>
         <w:rPr>
           <w:rFonts w:hint="eastAsia"/>
+          <w:vertAlign w:val="superscript"/>
         </w:rPr>
         <w:t>(4)</w:t>
       </w:r>
@@ -3713,14 +3837,7 @@
         <w:rPr>
           <w:rFonts w:hint="eastAsia"/>
         </w:rPr>
-        <w:t>の推</w:t>
-      </w:r>
-      <w:r>
-        <w:rPr>
-          <w:rFonts w:hint="eastAsia"/>
-        </w:rPr>
-        <w:lastRenderedPageBreak/>
-        <w:t>定について確認計算を行った．その代表例を図</w:t>
+        <w:t>の推定について確認計算を行った．その代表例を図</w:t>
       </w:r>
       <w:r>
         <w:rPr>
@@ -3881,6 +3998,7 @@
       <w:r>
         <w:rPr>
           <w:rFonts w:hint="eastAsia"/>
+          <w:vertAlign w:val="superscript"/>
         </w:rPr>
         <w:t>(4)</w:t>
       </w:r>
@@ -4076,15 +4194,15 @@
           <w:kern w:val="0"/>
           <w:szCs w:val="19"/>
         </w:rPr>
-        <w:t>は計算開始直後に発生するものとし，破断口径および破断箇所を系統的に変化させた．破断口径は，破断口径に対する炉心過熱時間の依存性を把握しつつ，解析ケース数が過度に増加しない範囲</w:t>
-      </w:r>
-      <w:r>
-        <w:rPr>
-          <w:rFonts w:hint="eastAsia"/>
-          <w:kern w:val="0"/>
-          <w:szCs w:val="19"/>
-        </w:rPr>
-        <w:t>として，</w:t>
+        <w:t>は計算開始直後に発生するもの</w:t>
+      </w:r>
+      <w:r>
+        <w:rPr>
+          <w:rFonts w:hint="eastAsia"/>
+          <w:kern w:val="0"/>
+          <w:szCs w:val="19"/>
+        </w:rPr>
+        <w:t>とし，破断口径および破断箇所を系統的に変化させた．破断口径は，破断口径に対する炉心過熱時間の依存性を把握しつつ，解析ケース数が過度に増加しない範囲として，</w:t>
       </w:r>
       <w:r>
         <w:rPr>
@@ -4535,7 +4653,23 @@
           <w:kern w:val="0"/>
           <w:szCs w:val="19"/>
         </w:rPr>
-        <w:t>発生から炉心過熱後</w:t>
+        <w:t>発生から炉心過熱</w:t>
+      </w:r>
+      <w:r>
+        <w:rPr>
+          <w:rFonts w:hint="eastAsia"/>
+          <w:kern w:val="0"/>
+          <w:szCs w:val="19"/>
+        </w:rPr>
+        <w:t>時間に到達した</w:t>
+      </w:r>
+      <w:r>
+        <w:rPr>
+          <w:rFonts w:hint="eastAsia"/>
+          <w:kern w:val="0"/>
+          <w:szCs w:val="19"/>
+        </w:rPr>
+        <w:t>後</w:t>
       </w:r>
       <w:r>
         <w:rPr>
@@ -4879,16 +5013,17 @@
       <w:pPr>
         <w:autoSpaceDE w:val="0"/>
         <w:autoSpaceDN w:val="0"/>
+        <w:jc w:val="center"/>
       </w:pPr>
       <w:r>
         <w:rPr>
           <w:noProof/>
         </w:rPr>
         <w:drawing>
-          <wp:inline distT="0" distB="0" distL="0" distR="0" wp14:anchorId="654D71D3" wp14:editId="0E6954E6">
-            <wp:extent cx="6079533" cy="2380615"/>
-            <wp:effectExtent l="0" t="0" r="0" b="0"/>
-            <wp:docPr id="1652005855" name="図 5"/>
+          <wp:inline distT="0" distB="0" distL="0" distR="0" wp14:anchorId="63AE0F36" wp14:editId="7A9A2395">
+            <wp:extent cx="5904000" cy="2306520"/>
+            <wp:effectExtent l="0" t="0" r="1905" b="0"/>
+            <wp:docPr id="1042665775" name="図 10"/>
             <wp:cNvGraphicFramePr>
               <a:graphicFrameLocks xmlns:a="http://schemas.openxmlformats.org/drawingml/2006/main" noChangeAspect="1"/>
             </wp:cNvGraphicFramePr>
@@ -4896,7 +5031,7 @@
               <a:graphicData uri="http://schemas.openxmlformats.org/drawingml/2006/picture">
                 <pic:pic xmlns:pic="http://schemas.openxmlformats.org/drawingml/2006/picture">
                   <pic:nvPicPr>
-                    <pic:cNvPr id="0" name="Picture 3"/>
+                    <pic:cNvPr id="0" name="Picture 2"/>
                     <pic:cNvPicPr>
                       <a:picLocks noChangeAspect="1" noChangeArrowheads="1"/>
                     </pic:cNvPicPr>
@@ -4917,7 +5052,7 @@
                   <pic:spPr bwMode="auto">
                     <a:xfrm>
                       <a:off x="0" y="0"/>
-                      <a:ext cx="6100774" cy="2388933"/>
+                      <a:ext cx="5904000" cy="2306520"/>
                     </a:xfrm>
                     <a:prstGeom prst="rect">
                       <a:avLst/>
@@ -5222,7 +5357,23 @@
           <w:kern w:val="0"/>
           <w:szCs w:val="19"/>
         </w:rPr>
-        <w:t>発生から炉心過熱後</w:t>
+        <w:t>発生から炉心過熱</w:t>
+      </w:r>
+      <w:r>
+        <w:rPr>
+          <w:rFonts w:hint="eastAsia"/>
+          <w:kern w:val="0"/>
+          <w:szCs w:val="19"/>
+        </w:rPr>
+        <w:t>時間に到達した</w:t>
+      </w:r>
+      <w:r>
+        <w:rPr>
+          <w:rFonts w:hint="eastAsia"/>
+          <w:kern w:val="0"/>
+          <w:szCs w:val="19"/>
+        </w:rPr>
+        <w:t>後</w:t>
       </w:r>
       <w:r>
         <w:rPr>
@@ -5238,7 +5389,23 @@
           <w:kern w:val="0"/>
           <w:szCs w:val="19"/>
         </w:rPr>
-        <w:t>分までと設定したためである．したがって，炉心過熱に早期に至るケースほど，</w:t>
+        <w:t>分までと設定したためである．したがって，炉心過熱</w:t>
+      </w:r>
+      <w:r>
+        <w:rPr>
+          <w:rFonts w:ascii="ＭＳ 明朝" w:hAnsi="ＭＳ 明朝" w:hint="eastAsia"/>
+          <w:kern w:val="0"/>
+          <w:szCs w:val="19"/>
+        </w:rPr>
+        <w:t>時間が短い</w:t>
+      </w:r>
+      <w:r>
+        <w:rPr>
+          <w:rFonts w:hint="eastAsia"/>
+          <w:kern w:val="0"/>
+          <w:szCs w:val="19"/>
+        </w:rPr>
+        <w:t>ケースほど，</w:t>
       </w:r>
       <w:r>
         <w:rPr>
@@ -6290,10 +6457,10 @@
         </w:rPr>
         <w:lastRenderedPageBreak/>
         <w:drawing>
-          <wp:inline distT="0" distB="0" distL="0" distR="0" wp14:anchorId="3F6C0237" wp14:editId="5950E7CA">
-            <wp:extent cx="6120130" cy="3196590"/>
-            <wp:effectExtent l="0" t="0" r="0" b="3810"/>
-            <wp:docPr id="975090250" name="図 21"/>
+          <wp:inline distT="0" distB="0" distL="0" distR="0" wp14:anchorId="2EBCE038" wp14:editId="085892E1">
+            <wp:extent cx="6120130" cy="3201035"/>
+            <wp:effectExtent l="0" t="0" r="0" b="0"/>
+            <wp:docPr id="874080070" name="図 4"/>
             <wp:cNvGraphicFramePr>
               <a:graphicFrameLocks xmlns:a="http://schemas.openxmlformats.org/drawingml/2006/main" noChangeAspect="1"/>
             </wp:cNvGraphicFramePr>
@@ -6301,7 +6468,7 @@
               <a:graphicData uri="http://schemas.openxmlformats.org/drawingml/2006/picture">
                 <pic:pic xmlns:pic="http://schemas.openxmlformats.org/drawingml/2006/picture">
                   <pic:nvPicPr>
-                    <pic:cNvPr id="0" name="Picture 18"/>
+                    <pic:cNvPr id="0" name="Picture 1"/>
                     <pic:cNvPicPr>
                       <a:picLocks noChangeAspect="1" noChangeArrowheads="1"/>
                     </pic:cNvPicPr>
@@ -6322,7 +6489,7 @@
                   <pic:spPr bwMode="auto">
                     <a:xfrm>
                       <a:off x="0" y="0"/>
-                      <a:ext cx="6120130" cy="3196590"/>
+                      <a:ext cx="6120130" cy="3201035"/>
                     </a:xfrm>
                     <a:prstGeom prst="rect">
                       <a:avLst/>
@@ -6590,10 +6757,10 @@
         </w:rPr>
         <w:lastRenderedPageBreak/>
         <w:drawing>
-          <wp:inline distT="0" distB="0" distL="0" distR="0" wp14:anchorId="79D430E4" wp14:editId="1F013B15">
-            <wp:extent cx="6120130" cy="3196590"/>
-            <wp:effectExtent l="0" t="0" r="0" b="3810"/>
-            <wp:docPr id="410672640" name="図 22"/>
+          <wp:inline distT="0" distB="0" distL="0" distR="0" wp14:anchorId="7E9DE3F9" wp14:editId="000FA91F">
+            <wp:extent cx="6120130" cy="3201035"/>
+            <wp:effectExtent l="0" t="0" r="0" b="0"/>
+            <wp:docPr id="791251243" name="図 5"/>
             <wp:cNvGraphicFramePr>
               <a:graphicFrameLocks xmlns:a="http://schemas.openxmlformats.org/drawingml/2006/main" noChangeAspect="1"/>
             </wp:cNvGraphicFramePr>
@@ -6601,7 +6768,7 @@
               <a:graphicData uri="http://schemas.openxmlformats.org/drawingml/2006/picture">
                 <pic:pic xmlns:pic="http://schemas.openxmlformats.org/drawingml/2006/picture">
                   <pic:nvPicPr>
-                    <pic:cNvPr id="0" name="Picture 19"/>
+                    <pic:cNvPr id="0" name="Picture 2"/>
                     <pic:cNvPicPr>
                       <a:picLocks noChangeAspect="1" noChangeArrowheads="1"/>
                     </pic:cNvPicPr>
@@ -6622,7 +6789,7 @@
                   <pic:spPr bwMode="auto">
                     <a:xfrm>
                       <a:off x="0" y="0"/>
-                      <a:ext cx="6120130" cy="3196590"/>
+                      <a:ext cx="6120130" cy="3201035"/>
                     </a:xfrm>
                     <a:prstGeom prst="rect">
                       <a:avLst/>
@@ -6902,10 +7069,10 @@
         </w:rPr>
         <w:lastRenderedPageBreak/>
         <w:drawing>
-          <wp:inline distT="0" distB="0" distL="0" distR="0" wp14:anchorId="2A04A5FA" wp14:editId="2203B252">
-            <wp:extent cx="6120130" cy="3196590"/>
-            <wp:effectExtent l="0" t="0" r="0" b="3810"/>
-            <wp:docPr id="1216235472" name="図 23"/>
+          <wp:inline distT="0" distB="0" distL="0" distR="0" wp14:anchorId="5C4C1F67" wp14:editId="7EBAE471">
+            <wp:extent cx="6120130" cy="3201035"/>
+            <wp:effectExtent l="0" t="0" r="0" b="0"/>
+            <wp:docPr id="700007036" name="図 6"/>
             <wp:cNvGraphicFramePr>
               <a:graphicFrameLocks xmlns:a="http://schemas.openxmlformats.org/drawingml/2006/main" noChangeAspect="1"/>
             </wp:cNvGraphicFramePr>
@@ -6913,7 +7080,7 @@
               <a:graphicData uri="http://schemas.openxmlformats.org/drawingml/2006/picture">
                 <pic:pic xmlns:pic="http://schemas.openxmlformats.org/drawingml/2006/picture">
                   <pic:nvPicPr>
-                    <pic:cNvPr id="0" name="Picture 20"/>
+                    <pic:cNvPr id="0" name="Picture 3"/>
                     <pic:cNvPicPr>
                       <a:picLocks noChangeAspect="1" noChangeArrowheads="1"/>
                     </pic:cNvPicPr>
@@ -6934,7 +7101,7 @@
                   <pic:spPr bwMode="auto">
                     <a:xfrm>
                       <a:off x="0" y="0"/>
-                      <a:ext cx="6120130" cy="3196590"/>
+                      <a:ext cx="6120130" cy="3201035"/>
                     </a:xfrm>
                     <a:prstGeom prst="rect">
                       <a:avLst/>
@@ -7016,10 +7183,10 @@
           <w:noProof/>
         </w:rPr>
         <w:drawing>
-          <wp:inline distT="0" distB="0" distL="0" distR="0" wp14:anchorId="403CA1D1" wp14:editId="19817C91">
-            <wp:extent cx="6120130" cy="3166745"/>
+          <wp:inline distT="0" distB="0" distL="0" distR="0" wp14:anchorId="74ABEF0B" wp14:editId="6E7CE403">
+            <wp:extent cx="6120130" cy="3201035"/>
             <wp:effectExtent l="0" t="0" r="0" b="0"/>
-            <wp:docPr id="1396700593" name="図 18"/>
+            <wp:docPr id="1757975972" name="図 11"/>
             <wp:cNvGraphicFramePr>
               <a:graphicFrameLocks xmlns:a="http://schemas.openxmlformats.org/drawingml/2006/main" noChangeAspect="1"/>
             </wp:cNvGraphicFramePr>
@@ -7027,7 +7194,7 @@
               <a:graphicData uri="http://schemas.openxmlformats.org/drawingml/2006/picture">
                 <pic:pic xmlns:pic="http://schemas.openxmlformats.org/drawingml/2006/picture">
                   <pic:nvPicPr>
-                    <pic:cNvPr id="0" name="Picture 15"/>
+                    <pic:cNvPr id="0" name="Picture 8"/>
                     <pic:cNvPicPr>
                       <a:picLocks noChangeAspect="1" noChangeArrowheads="1"/>
                     </pic:cNvPicPr>
@@ -7048,7 +7215,7 @@
                   <pic:spPr bwMode="auto">
                     <a:xfrm>
                       <a:off x="0" y="0"/>
-                      <a:ext cx="6120130" cy="3166745"/>
+                      <a:ext cx="6120130" cy="3201035"/>
                     </a:xfrm>
                     <a:prstGeom prst="rect">
                       <a:avLst/>
@@ -8065,10 +8232,10 @@
           <w:noProof/>
         </w:rPr>
         <w:drawing>
-          <wp:inline distT="0" distB="0" distL="0" distR="0" wp14:anchorId="4653BA6B" wp14:editId="78211C3D">
-            <wp:extent cx="6120130" cy="3196590"/>
-            <wp:effectExtent l="0" t="0" r="0" b="3810"/>
-            <wp:docPr id="2021425685" name="図 24"/>
+          <wp:inline distT="0" distB="0" distL="0" distR="0" wp14:anchorId="50DF7451" wp14:editId="0B6C9799">
+            <wp:extent cx="6120130" cy="3201035"/>
+            <wp:effectExtent l="0" t="0" r="0" b="0"/>
+            <wp:docPr id="98693087" name="図 7"/>
             <wp:cNvGraphicFramePr>
               <a:graphicFrameLocks xmlns:a="http://schemas.openxmlformats.org/drawingml/2006/main" noChangeAspect="1"/>
             </wp:cNvGraphicFramePr>
@@ -8076,7 +8243,7 @@
               <a:graphicData uri="http://schemas.openxmlformats.org/drawingml/2006/picture">
                 <pic:pic xmlns:pic="http://schemas.openxmlformats.org/drawingml/2006/picture">
                   <pic:nvPicPr>
-                    <pic:cNvPr id="0" name="Picture 21"/>
+                    <pic:cNvPr id="0" name="Picture 4"/>
                     <pic:cNvPicPr>
                       <a:picLocks noChangeAspect="1" noChangeArrowheads="1"/>
                     </pic:cNvPicPr>
@@ -8097,7 +8264,7 @@
                   <pic:spPr bwMode="auto">
                     <a:xfrm>
                       <a:off x="0" y="0"/>
-                      <a:ext cx="6120130" cy="3196590"/>
+                      <a:ext cx="6120130" cy="3201035"/>
                     </a:xfrm>
                     <a:prstGeom prst="rect">
                       <a:avLst/>
@@ -8371,10 +8538,10 @@
           <w:noProof/>
         </w:rPr>
         <w:drawing>
-          <wp:inline distT="0" distB="0" distL="0" distR="0" wp14:anchorId="4DCAC8AB" wp14:editId="3E1FFADD">
-            <wp:extent cx="6120130" cy="3196590"/>
-            <wp:effectExtent l="0" t="0" r="0" b="3810"/>
-            <wp:docPr id="1184644166" name="図 25"/>
+          <wp:inline distT="0" distB="0" distL="0" distR="0" wp14:anchorId="15938406" wp14:editId="7694BB0A">
+            <wp:extent cx="6120130" cy="3201035"/>
+            <wp:effectExtent l="0" t="0" r="0" b="0"/>
+            <wp:docPr id="1156525575" name="図 8"/>
             <wp:cNvGraphicFramePr>
               <a:graphicFrameLocks xmlns:a="http://schemas.openxmlformats.org/drawingml/2006/main" noChangeAspect="1"/>
             </wp:cNvGraphicFramePr>
@@ -8382,7 +8549,7 @@
               <a:graphicData uri="http://schemas.openxmlformats.org/drawingml/2006/picture">
                 <pic:pic xmlns:pic="http://schemas.openxmlformats.org/drawingml/2006/picture">
                   <pic:nvPicPr>
-                    <pic:cNvPr id="0" name="Picture 22"/>
+                    <pic:cNvPr id="0" name="Picture 5"/>
                     <pic:cNvPicPr>
                       <a:picLocks noChangeAspect="1" noChangeArrowheads="1"/>
                     </pic:cNvPicPr>
@@ -8403,7 +8570,7 @@
                   <pic:spPr bwMode="auto">
                     <a:xfrm>
                       <a:off x="0" y="0"/>
-                      <a:ext cx="6120130" cy="3196590"/>
+                      <a:ext cx="6120130" cy="3201035"/>
                     </a:xfrm>
                     <a:prstGeom prst="rect">
                       <a:avLst/>
@@ -8671,10 +8838,10 @@
           <w:noProof/>
         </w:rPr>
         <w:drawing>
-          <wp:inline distT="0" distB="0" distL="0" distR="0" wp14:anchorId="06522DBA" wp14:editId="6AFC3B9B">
-            <wp:extent cx="6120130" cy="3168015"/>
+          <wp:inline distT="0" distB="0" distL="0" distR="0" wp14:anchorId="39AD9017" wp14:editId="1A513947">
+            <wp:extent cx="6120130" cy="3201035"/>
             <wp:effectExtent l="0" t="0" r="0" b="0"/>
-            <wp:docPr id="41185817" name="図 27"/>
+            <wp:docPr id="1382418359" name="図 9"/>
             <wp:cNvGraphicFramePr>
               <a:graphicFrameLocks xmlns:a="http://schemas.openxmlformats.org/drawingml/2006/main" noChangeAspect="1"/>
             </wp:cNvGraphicFramePr>
@@ -8682,7 +8849,7 @@
               <a:graphicData uri="http://schemas.openxmlformats.org/drawingml/2006/picture">
                 <pic:pic xmlns:pic="http://schemas.openxmlformats.org/drawingml/2006/picture">
                   <pic:nvPicPr>
-                    <pic:cNvPr id="0" name="Picture 24"/>
+                    <pic:cNvPr id="0" name="Picture 6"/>
                     <pic:cNvPicPr>
                       <a:picLocks noChangeAspect="1" noChangeArrowheads="1"/>
                     </pic:cNvPicPr>
@@ -8703,7 +8870,7 @@
                   <pic:spPr bwMode="auto">
                     <a:xfrm>
                       <a:off x="0" y="0"/>
-                      <a:ext cx="6120130" cy="3168015"/>
+                      <a:ext cx="6120130" cy="3201035"/>
                     </a:xfrm>
                     <a:prstGeom prst="rect">
                       <a:avLst/>
@@ -8786,10 +8953,10 @@
         </w:rPr>
         <w:lastRenderedPageBreak/>
         <w:drawing>
-          <wp:inline distT="0" distB="0" distL="0" distR="0" wp14:anchorId="05CB61F8" wp14:editId="69E2D0C6">
+          <wp:inline distT="0" distB="0" distL="0" distR="0" wp14:anchorId="1C7A5463" wp14:editId="28482B1B">
             <wp:extent cx="6120130" cy="3166745"/>
             <wp:effectExtent l="0" t="0" r="0" b="0"/>
-            <wp:docPr id="1242007400" name="図 20"/>
+            <wp:docPr id="1848285074" name="図 12"/>
             <wp:cNvGraphicFramePr>
               <a:graphicFrameLocks xmlns:a="http://schemas.openxmlformats.org/drawingml/2006/main" noChangeAspect="1"/>
             </wp:cNvGraphicFramePr>
@@ -8797,7 +8964,7 @@
               <a:graphicData uri="http://schemas.openxmlformats.org/drawingml/2006/picture">
                 <pic:pic xmlns:pic="http://schemas.openxmlformats.org/drawingml/2006/picture">
                   <pic:nvPicPr>
-                    <pic:cNvPr id="0" name="Picture 17"/>
+                    <pic:cNvPr id="0" name="Picture 9"/>
                     <pic:cNvPicPr>
                       <a:picLocks noChangeAspect="1" noChangeArrowheads="1"/>
                     </pic:cNvPicPr>
@@ -10333,7 +10500,6 @@
         <w:docPartUnique/>
       </w:docPartObj>
     </w:sdtPr>
-    <w:sdtEndPr/>
     <w:sdtContent>
       <w:p>
         <w:pPr>
@@ -10379,7 +10545,6 @@
         <w:docPartUnique/>
       </w:docPartObj>
     </w:sdtPr>
-    <w:sdtEndPr/>
     <w:sdtContent>
       <w:p>
         <w:pPr>
@@ -10425,7 +10590,6 @@
         <w:docPartUnique/>
       </w:docPartObj>
     </w:sdtPr>
-    <w:sdtEndPr/>
     <w:sdtContent>
       <w:p>
         <w:pPr>
@@ -13129,7 +13293,7 @@
 
 <file path=word/webextensions/taskpanes.xml><?xml version="1.0" encoding="utf-8"?>
 <wetp:taskpanes xmlns:wetp="http://schemas.microsoft.com/office/webextensions/taskpanes/2010/11">
-  <wetp:taskpane dockstate="right" visibility="0" width="878" row="2">
+  <wetp:taskpane dockstate="right" visibility="0" width="976" row="2">
     <wetp:webextensionref xmlns:r="http://schemas.openxmlformats.org/officeDocument/2006/relationships" r:id="rId1"/>
   </wetp:taskpane>
 </wetp:taskpanes>
